--- a/public/resume/cv-devops.docx
+++ b/public/resume/cv-devops.docx
@@ -33,7 +33,7 @@
         </w:rPr>
         <w:t xml:space="preserve">✉ </w:t>
       </w:r>
-      <w:hyperlink w:history="1" r:id="rId8y5f8wuqqtrrqewzdiug9">
+      <w:hyperlink w:history="1" r:id="rIdkeeycoedar8ald1yznah_">
         <w:r>
           <w:rPr>
             <w:rFonts w:ascii="Calibri" w:cs="Calibri" w:eastAsia="Calibri" w:hAnsi="Calibri"/>
@@ -63,7 +63,7 @@
         </w:rPr>
         <w:t xml:space="preserve">• </w:t>
       </w:r>
-      <w:hyperlink w:history="1" r:id="rIdn9fzalrixzyivg19monsc">
+      <w:hyperlink w:history="1" r:id="rIdvd4kymualsemdjfswukdv">
         <w:r>
           <w:rPr>
             <w:rFonts w:ascii="Calibri" w:cs="Calibri" w:eastAsia="Calibri" w:hAnsi="Calibri"/>
@@ -93,7 +93,7 @@
         </w:rPr>
         <w:t xml:space="preserve">⁠in </w:t>
       </w:r>
-      <w:hyperlink w:history="1" r:id="rIdy0tx6oypu_1-kwzlorwro">
+      <w:hyperlink w:history="1" r:id="rIdzkufmcarjsby2ajsqrwm0">
         <w:r>
           <w:rPr>
             <w:rFonts w:ascii="Calibri" w:cs="Calibri" w:eastAsia="Calibri" w:hAnsi="Calibri"/>
@@ -123,7 +123,7 @@
         </w:rPr>
         <w:t xml:space="preserve">◔ </w:t>
       </w:r>
-      <w:hyperlink w:history="1" r:id="rIda_chblj6vaqhqmyrbcav0">
+      <w:hyperlink w:history="1" r:id="rIdculkwu0qqcajt5nkanx5a">
         <w:r>
           <w:rPr>
             <w:rFonts w:ascii="Calibri" w:cs="Calibri" w:eastAsia="Calibri" w:hAnsi="Calibri"/>
@@ -153,7 +153,7 @@
         </w:rPr>
         <w:t xml:space="preserve">Ⓘ </w:t>
       </w:r>
-      <w:hyperlink w:history="1" r:id="rIdr8oxiccax2bnc_csnmtx2">
+      <w:hyperlink w:history="1" r:id="rIddtqlxubb0b7gj5yr7tpte">
         <w:r>
           <w:rPr>
             <w:rFonts w:ascii="Calibri" w:cs="Calibri" w:eastAsia="Calibri" w:hAnsi="Calibri"/>
@@ -716,7 +716,7 @@
         </w:rPr>
         <w:t xml:space="preserve">   </w:t>
       </w:r>
-      <w:hyperlink w:history="1" r:id="rId-0apwq-ac8337d81366ka">
+      <w:hyperlink w:history="1" r:id="rIdmvd0r3nki4oyz1tspnqje">
         <w:r>
           <w:rPr>
             <w:rFonts w:ascii="Calibri" w:cs="Calibri" w:eastAsia="Calibri" w:hAnsi="Calibri"/>
@@ -744,7 +744,7 @@
         </w:rPr>
         <w:t xml:space="preserve">| </w:t>
       </w:r>
-      <w:hyperlink w:history="1" r:id="rIdvhhqcdwo7_9hxkch-y1ou">
+      <w:hyperlink w:history="1" r:id="rIdnc4gcauxomjydw3g5h5vc">
         <w:r>
           <w:rPr>
             <w:rFonts w:ascii="Calibri" w:cs="Calibri" w:eastAsia="Calibri" w:hAnsi="Calibri"/>
@@ -772,7 +772,7 @@
         </w:rPr>
         <w:t xml:space="preserve">| </w:t>
       </w:r>
-      <w:hyperlink w:history="1" r:id="rIdm5oost0fobv765rhfliyk">
+      <w:hyperlink w:history="1" r:id="rIdwzwyikdi2wcomccial82j">
         <w:r>
           <w:rPr>
             <w:rFonts w:ascii="Calibri" w:cs="Calibri" w:eastAsia="Calibri" w:hAnsi="Calibri"/>
@@ -1125,7 +1125,7 @@
         </w:rPr>
         <w:t xml:space="preserve">   </w:t>
       </w:r>
-      <w:hyperlink w:history="1" r:id="rIdzkjfssrsrn6tklg3hqtbu">
+      <w:hyperlink w:history="1" r:id="rIda-cmpy6kvkvthvu0_u6sn">
         <w:r>
           <w:rPr>
             <w:rFonts w:ascii="Calibri" w:cs="Calibri" w:eastAsia="Calibri" w:hAnsi="Calibri"/>
@@ -1153,7 +1153,7 @@
         </w:rPr>
         <w:t xml:space="preserve">| </w:t>
       </w:r>
-      <w:hyperlink w:history="1" r:id="rId_havkgxvzqazf6uphmnrp">
+      <w:hyperlink w:history="1" r:id="rIdspu3biabzcgcf2igci765">
         <w:r>
           <w:rPr>
             <w:rFonts w:ascii="Calibri" w:cs="Calibri" w:eastAsia="Calibri" w:hAnsi="Calibri"/>
@@ -1181,7 +1181,7 @@
         </w:rPr>
         <w:t xml:space="preserve">| </w:t>
       </w:r>
-      <w:hyperlink w:history="1" r:id="rIdc3x--isrr2fmyuhqdaroi">
+      <w:hyperlink w:history="1" r:id="rIdnvvqegnjwf92foihs3hcx">
         <w:r>
           <w:rPr>
             <w:rFonts w:ascii="Calibri" w:cs="Calibri" w:eastAsia="Calibri" w:hAnsi="Calibri"/>
@@ -1348,7 +1348,7 @@
         </w:rPr>
         <w:t xml:space="preserve">   </w:t>
       </w:r>
-      <w:hyperlink w:history="1" r:id="rIdwjchmxpocvxoih5exxtqc">
+      <w:hyperlink w:history="1" r:id="rIddbg6aeosjs-bu0rylctm_">
         <w:r>
           <w:rPr>
             <w:rFonts w:ascii="Calibri" w:cs="Calibri" w:eastAsia="Calibri" w:hAnsi="Calibri"/>
@@ -1376,7 +1376,7 @@
         </w:rPr>
         <w:t xml:space="preserve">| </w:t>
       </w:r>
-      <w:hyperlink w:history="1" r:id="rId8nd3dpztx1zaad_s5dxws">
+      <w:hyperlink w:history="1" r:id="rIdy1hsy2gujxd31asksxrli">
         <w:r>
           <w:rPr>
             <w:rFonts w:ascii="Calibri" w:cs="Calibri" w:eastAsia="Calibri" w:hAnsi="Calibri"/>
@@ -1505,7 +1505,7 @@
         </w:rPr>
         <w:t xml:space="preserve">   </w:t>
       </w:r>
-      <w:hyperlink w:history="1" r:id="rIdg1_wmblsolxpoeb4hqdts">
+      <w:hyperlink w:history="1" r:id="rIdngh-fjfbggakfrgv19rzg">
         <w:r>
           <w:rPr>
             <w:rFonts w:ascii="Calibri" w:cs="Calibri" w:eastAsia="Calibri" w:hAnsi="Calibri"/>
@@ -1533,7 +1533,7 @@
         </w:rPr>
         <w:t xml:space="preserve">| </w:t>
       </w:r>
-      <w:hyperlink w:history="1" r:id="rIdh3rjj2_aqzzhvvslu_i0m">
+      <w:hyperlink w:history="1" r:id="rIddhfghlzdgz6kyrmqdweng">
         <w:r>
           <w:rPr>
             <w:rFonts w:ascii="Calibri" w:cs="Calibri" w:eastAsia="Calibri" w:hAnsi="Calibri"/>
@@ -1666,7 +1666,7 @@
         </w:rPr>
         <w:t xml:space="preserve">   </w:t>
       </w:r>
-      <w:hyperlink w:history="1" r:id="rIdqdzpu5vutem5ppexm-bmi">
+      <w:hyperlink w:history="1" r:id="rIdyskbscf5okgxvhku-a4i2">
         <w:r>
           <w:rPr>
             <w:rFonts w:ascii="Calibri" w:cs="Calibri" w:eastAsia="Calibri" w:hAnsi="Calibri"/>
@@ -1816,7 +1816,7 @@
         </w:rPr>
         <w:t xml:space="preserve">   </w:t>
       </w:r>
-      <w:hyperlink w:history="1" r:id="rId7crkudo1xmlf_odazq_ok">
+      <w:hyperlink w:history="1" r:id="rIdpqoqrnf14kcetfpjzt_xu">
         <w:r>
           <w:rPr>
             <w:rFonts w:ascii="Calibri" w:cs="Calibri" w:eastAsia="Calibri" w:hAnsi="Calibri"/>
@@ -2592,7 +2592,7 @@
         </w:rPr>
         <w:t xml:space="preserve">   </w:t>
       </w:r>
-      <w:hyperlink w:history="1" r:id="rIdet_noiywfdnnyirz9aknh">
+      <w:hyperlink w:history="1" r:id="rIdb5akf_govojwc4thbih1c">
         <w:r>
           <w:rPr>
             <w:rFonts w:ascii="Calibri" w:cs="Calibri" w:eastAsia="Calibri" w:hAnsi="Calibri"/>
@@ -2620,7 +2620,7 @@
         </w:rPr>
         <w:t xml:space="preserve">| </w:t>
       </w:r>
-      <w:hyperlink w:history="1" r:id="rIdgpitwuf5rp21fs6qldodr">
+      <w:hyperlink w:history="1" r:id="rId8wy_iyv-6ebktgfvfbma7">
         <w:r>
           <w:rPr>
             <w:rFonts w:ascii="Calibri" w:cs="Calibri" w:eastAsia="Calibri" w:hAnsi="Calibri"/>

--- a/public/resume/cv-devops.docx
+++ b/public/resume/cv-devops.docx
@@ -33,7 +33,7 @@
         </w:rPr>
         <w:t xml:space="preserve">✉ </w:t>
       </w:r>
-      <w:hyperlink w:history="1" r:id="rIdkeeycoedar8ald1yznah_">
+      <w:hyperlink w:history="1" r:id="rIdwshqq1mph05wf_tlzllde">
         <w:r>
           <w:rPr>
             <w:rFonts w:ascii="Calibri" w:cs="Calibri" w:eastAsia="Calibri" w:hAnsi="Calibri"/>
@@ -63,7 +63,7 @@
         </w:rPr>
         <w:t xml:space="preserve">• </w:t>
       </w:r>
-      <w:hyperlink w:history="1" r:id="rIdvd4kymualsemdjfswukdv">
+      <w:hyperlink w:history="1" r:id="rIdbyvc4wwfew6pe2cphmizq">
         <w:r>
           <w:rPr>
             <w:rFonts w:ascii="Calibri" w:cs="Calibri" w:eastAsia="Calibri" w:hAnsi="Calibri"/>
@@ -93,7 +93,7 @@
         </w:rPr>
         <w:t xml:space="preserve">⁠in </w:t>
       </w:r>
-      <w:hyperlink w:history="1" r:id="rIdzkufmcarjsby2ajsqrwm0">
+      <w:hyperlink w:history="1" r:id="rIdhppg5gh4pyaqovtxiyyzi">
         <w:r>
           <w:rPr>
             <w:rFonts w:ascii="Calibri" w:cs="Calibri" w:eastAsia="Calibri" w:hAnsi="Calibri"/>
@@ -123,7 +123,7 @@
         </w:rPr>
         <w:t xml:space="preserve">◔ </w:t>
       </w:r>
-      <w:hyperlink w:history="1" r:id="rIdculkwu0qqcajt5nkanx5a">
+      <w:hyperlink w:history="1" r:id="rIdzoskvsw2taupadfm2q4xv">
         <w:r>
           <w:rPr>
             <w:rFonts w:ascii="Calibri" w:cs="Calibri" w:eastAsia="Calibri" w:hAnsi="Calibri"/>
@@ -153,7 +153,7 @@
         </w:rPr>
         <w:t xml:space="preserve">Ⓘ </w:t>
       </w:r>
-      <w:hyperlink w:history="1" r:id="rIddtqlxubb0b7gj5yr7tpte">
+      <w:hyperlink w:history="1" r:id="rId1wbojrnwmevbs2ndck-69">
         <w:r>
           <w:rPr>
             <w:rFonts w:ascii="Calibri" w:cs="Calibri" w:eastAsia="Calibri" w:hAnsi="Calibri"/>
@@ -716,7 +716,7 @@
         </w:rPr>
         <w:t xml:space="preserve">   </w:t>
       </w:r>
-      <w:hyperlink w:history="1" r:id="rIdmvd0r3nki4oyz1tspnqje">
+      <w:hyperlink w:history="1" r:id="rIdbokfxkh9nuwcfqkutghtm">
         <w:r>
           <w:rPr>
             <w:rFonts w:ascii="Calibri" w:cs="Calibri" w:eastAsia="Calibri" w:hAnsi="Calibri"/>
@@ -744,7 +744,7 @@
         </w:rPr>
         <w:t xml:space="preserve">| </w:t>
       </w:r>
-      <w:hyperlink w:history="1" r:id="rIdnc4gcauxomjydw3g5h5vc">
+      <w:hyperlink w:history="1" r:id="rIdb_ml2myzoonat1lz99jif">
         <w:r>
           <w:rPr>
             <w:rFonts w:ascii="Calibri" w:cs="Calibri" w:eastAsia="Calibri" w:hAnsi="Calibri"/>
@@ -772,7 +772,7 @@
         </w:rPr>
         <w:t xml:space="preserve">| </w:t>
       </w:r>
-      <w:hyperlink w:history="1" r:id="rIdwzwyikdi2wcomccial82j">
+      <w:hyperlink w:history="1" r:id="rId9sxlzjgycteydoohkowre">
         <w:r>
           <w:rPr>
             <w:rFonts w:ascii="Calibri" w:cs="Calibri" w:eastAsia="Calibri" w:hAnsi="Calibri"/>
@@ -1125,7 +1125,7 @@
         </w:rPr>
         <w:t xml:space="preserve">   </w:t>
       </w:r>
-      <w:hyperlink w:history="1" r:id="rIda-cmpy6kvkvthvu0_u6sn">
+      <w:hyperlink w:history="1" r:id="rIdjhdo4gekknwa6gsg42jbv">
         <w:r>
           <w:rPr>
             <w:rFonts w:ascii="Calibri" w:cs="Calibri" w:eastAsia="Calibri" w:hAnsi="Calibri"/>
@@ -1153,7 +1153,7 @@
         </w:rPr>
         <w:t xml:space="preserve">| </w:t>
       </w:r>
-      <w:hyperlink w:history="1" r:id="rIdspu3biabzcgcf2igci765">
+      <w:hyperlink w:history="1" r:id="rIduzjemhgjttvt2z4jpfkga">
         <w:r>
           <w:rPr>
             <w:rFonts w:ascii="Calibri" w:cs="Calibri" w:eastAsia="Calibri" w:hAnsi="Calibri"/>
@@ -1181,7 +1181,7 @@
         </w:rPr>
         <w:t xml:space="preserve">| </w:t>
       </w:r>
-      <w:hyperlink w:history="1" r:id="rIdnvvqegnjwf92foihs3hcx">
+      <w:hyperlink w:history="1" r:id="rIdxlo9-arky-kvjxeoogbfg">
         <w:r>
           <w:rPr>
             <w:rFonts w:ascii="Calibri" w:cs="Calibri" w:eastAsia="Calibri" w:hAnsi="Calibri"/>
@@ -1348,7 +1348,7 @@
         </w:rPr>
         <w:t xml:space="preserve">   </w:t>
       </w:r>
-      <w:hyperlink w:history="1" r:id="rIddbg6aeosjs-bu0rylctm_">
+      <w:hyperlink w:history="1" r:id="rId7hbivmddntdlq_hapubdi">
         <w:r>
           <w:rPr>
             <w:rFonts w:ascii="Calibri" w:cs="Calibri" w:eastAsia="Calibri" w:hAnsi="Calibri"/>
@@ -1376,7 +1376,7 @@
         </w:rPr>
         <w:t xml:space="preserve">| </w:t>
       </w:r>
-      <w:hyperlink w:history="1" r:id="rIdy1hsy2gujxd31asksxrli">
+      <w:hyperlink w:history="1" r:id="rIdbmkojj-v7z1ks5qap-ltx">
         <w:r>
           <w:rPr>
             <w:rFonts w:ascii="Calibri" w:cs="Calibri" w:eastAsia="Calibri" w:hAnsi="Calibri"/>
@@ -1505,7 +1505,7 @@
         </w:rPr>
         <w:t xml:space="preserve">   </w:t>
       </w:r>
-      <w:hyperlink w:history="1" r:id="rIdngh-fjfbggakfrgv19rzg">
+      <w:hyperlink w:history="1" r:id="rIdil3wzzg43uf3k00a4vo2l">
         <w:r>
           <w:rPr>
             <w:rFonts w:ascii="Calibri" w:cs="Calibri" w:eastAsia="Calibri" w:hAnsi="Calibri"/>
@@ -1533,7 +1533,7 @@
         </w:rPr>
         <w:t xml:space="preserve">| </w:t>
       </w:r>
-      <w:hyperlink w:history="1" r:id="rIddhfghlzdgz6kyrmqdweng">
+      <w:hyperlink w:history="1" r:id="rIdihynx-zk286a4vcqcitgc">
         <w:r>
           <w:rPr>
             <w:rFonts w:ascii="Calibri" w:cs="Calibri" w:eastAsia="Calibri" w:hAnsi="Calibri"/>
@@ -1666,7 +1666,7 @@
         </w:rPr>
         <w:t xml:space="preserve">   </w:t>
       </w:r>
-      <w:hyperlink w:history="1" r:id="rIdyskbscf5okgxvhku-a4i2">
+      <w:hyperlink w:history="1" r:id="rId2b8hmv15bw58zsnkjcblj">
         <w:r>
           <w:rPr>
             <w:rFonts w:ascii="Calibri" w:cs="Calibri" w:eastAsia="Calibri" w:hAnsi="Calibri"/>
@@ -1816,7 +1816,7 @@
         </w:rPr>
         <w:t xml:space="preserve">   </w:t>
       </w:r>
-      <w:hyperlink w:history="1" r:id="rIdpqoqrnf14kcetfpjzt_xu">
+      <w:hyperlink w:history="1" r:id="rIdxrq16ns6rtqxjkega39zf">
         <w:r>
           <w:rPr>
             <w:rFonts w:ascii="Calibri" w:cs="Calibri" w:eastAsia="Calibri" w:hAnsi="Calibri"/>
@@ -2592,7 +2592,7 @@
         </w:rPr>
         <w:t xml:space="preserve">   </w:t>
       </w:r>
-      <w:hyperlink w:history="1" r:id="rIdb5akf_govojwc4thbih1c">
+      <w:hyperlink w:history="1" r:id="rIdru7ofmbvmyqkrlsd2ltwc">
         <w:r>
           <w:rPr>
             <w:rFonts w:ascii="Calibri" w:cs="Calibri" w:eastAsia="Calibri" w:hAnsi="Calibri"/>
@@ -2620,7 +2620,7 @@
         </w:rPr>
         <w:t xml:space="preserve">| </w:t>
       </w:r>
-      <w:hyperlink w:history="1" r:id="rId8wy_iyv-6ebktgfvfbma7">
+      <w:hyperlink w:history="1" r:id="rId-dbfze2t19x3zy270i6ve">
         <w:r>
           <w:rPr>
             <w:rFonts w:ascii="Calibri" w:cs="Calibri" w:eastAsia="Calibri" w:hAnsi="Calibri"/>
